--- a/LAB4/Lap4_OnThinhPhat_1150080111.docx
+++ b/LAB4/Lap4_OnThinhPhat_1150080111.docx
@@ -15,7 +15,49 @@
           <w:b/>
           <w:bCs/>
         </w:rPr>
-        <w:t>https://studio.youtube.com/channel/UCTdSs83qRr51WPSkAYzwFww/videos/upload?filter=%5B%5D&amp;sort=%7B%22columnType%22%3A%22date%22%2C%22sortOrder%22%3A%22DESCENDING%22%7D</w:t>
+        <w:t>https://youtu.be/nbP6sV7wFmM</w:t>
+      </w:r>
+      <w:bookmarkStart w:id="0" w:name="_MON_1852208251"/>
+      <w:bookmarkEnd w:id="0"/>
+      <w:r>
+        <w:rPr>
+          <w:b/>
+          <w:bCs/>
+        </w:rPr>
+        <w:object w:dxaOrig="9073" w:dyaOrig="14072" w14:anchorId="54BF988E">
+          <v:shapetype id="_x0000_t75" coordsize="21600,21600" o:spt="75" o:preferrelative="t" path="m@4@5l@4@11@9@11@9@5xe" filled="f" stroked="f">
+            <v:stroke joinstyle="miter"/>
+            <v:formulas>
+              <v:f eqn="if lineDrawn pixelLineWidth 0"/>
+              <v:f eqn="sum @0 1 0"/>
+              <v:f eqn="sum 0 0 @1"/>
+              <v:f eqn="prod @2 1 2"/>
+              <v:f eqn="prod @3 21600 pixelWidth"/>
+              <v:f eqn="prod @3 21600 pixelHeight"/>
+              <v:f eqn="sum @0 0 1"/>
+              <v:f eqn="prod @6 1 2"/>
+              <v:f eqn="prod @7 21600 pixelWidth"/>
+              <v:f eqn="sum @8 21600 0"/>
+              <v:f eqn="prod @7 21600 pixelHeight"/>
+              <v:f eqn="sum @10 21600 0"/>
+            </v:formulas>
+            <v:path o:extrusionok="f" gradientshapeok="t" o:connecttype="rect"/>
+            <o:lock v:ext="edit" aspectratio="t"/>
+          </v:shapetype>
+          <v:shape id="_x0000_i1025" type="#_x0000_t75" style="width:453.75pt;height:703.5pt" o:ole="">
+            <v:imagedata r:id="rId5" o:title=""/>
+          </v:shape>
+          <o:OLEObject Type="Embed" ProgID="Word.Document.12" ShapeID="_x0000_i1025" DrawAspect="Content" ObjectID="_1852208377" r:id="rId6">
+            <o:FieldCodes>\s</o:FieldCodes>
+          </o:OLEObject>
+        </w:object>
+      </w:r>
+      <w:r>
+        <w:rPr>
+          <w:b/>
+          <w:bCs/>
+        </w:rPr>
+        <w:t>r%22%3A%22DESCENDING%22%7D</w:t>
       </w:r>
     </w:p>
     <w:p>
@@ -47,7 +89,7 @@
                     <pic:cNvPicPr/>
                   </pic:nvPicPr>
                   <pic:blipFill>
-                    <a:blip r:embed="rId5"/>
+                    <a:blip r:embed="rId7"/>
                     <a:stretch>
                       <a:fillRect/>
                     </a:stretch>
@@ -112,7 +154,7 @@
                     <pic:cNvPicPr/>
                   </pic:nvPicPr>
                   <pic:blipFill>
-                    <a:blip r:embed="rId6"/>
+                    <a:blip r:embed="rId8"/>
                     <a:stretch>
                       <a:fillRect/>
                     </a:stretch>
@@ -168,37 +210,37 @@
           <w:b/>
           <w:bCs/>
         </w:rPr>
+        <w:t>Câu 1. Sự khác nhau giữa open, closed và filtered là gì? Nêu một tình huống mỗi trạng thái.</w:t>
+      </w:r>
+    </w:p>
+    <w:p>
+      <w:pPr>
+        <w:rPr>
+          <w:b/>
+          <w:bCs/>
+        </w:rPr>
+      </w:pPr>
+      <w:r>
+        <w:rPr>
+          <w:b/>
+          <w:bCs/>
+        </w:rPr>
+        <w:t>Open: Cổng đang mở và có dịch vụ lắng nghe, ví dụ cổng 80 đang chạy HTTP.</w:t>
+      </w:r>
+    </w:p>
+    <w:p>
+      <w:pPr>
+        <w:rPr>
+          <w:b/>
+          <w:bCs/>
+        </w:rPr>
+      </w:pPr>
+      <w:r>
+        <w:rPr>
+          <w:b/>
+          <w:bCs/>
+        </w:rPr>
         <w:lastRenderedPageBreak/>
-        <w:t>Câu 1. Sự khác nhau giữa open, closed và filtered là gì? Nêu một tình huống mỗi trạng thái.</w:t>
-      </w:r>
-    </w:p>
-    <w:p>
-      <w:pPr>
-        <w:rPr>
-          <w:b/>
-          <w:bCs/>
-        </w:rPr>
-      </w:pPr>
-      <w:r>
-        <w:rPr>
-          <w:b/>
-          <w:bCs/>
-        </w:rPr>
-        <w:t>Open: Cổng đang mở và có dịch vụ lắng nghe, ví dụ cổng 80 đang chạy HTTP.</w:t>
-      </w:r>
-    </w:p>
-    <w:p>
-      <w:pPr>
-        <w:rPr>
-          <w:b/>
-          <w:bCs/>
-        </w:rPr>
-      </w:pPr>
-      <w:r>
-        <w:rPr>
-          <w:b/>
-          <w:bCs/>
-        </w:rPr>
         <w:t>Closed: Máy đích có thể truy cập được nhưng tại cổng đó không có dịch vụ đang lắng nghe, ví dụ cổng 8080 không có ứng dụng nào sử dụng.</w:t>
       </w:r>
     </w:p>
@@ -572,15 +614,7 @@
           <w:bCs/>
         </w:rPr>
         <w:br/>
-        <w:t xml:space="preserve">UDP không có quá trình bắt tay như TCP. Khi gửi gói UDP đến một cổng, máy đích có thể không phản hồi dù cổng đang mở. Firewall cũng có thể âm thầm loại </w:t>
-      </w:r>
-      <w:r>
-        <w:rPr>
-          <w:b/>
-          <w:bCs/>
-        </w:rPr>
-        <w:lastRenderedPageBreak/>
-        <w:t xml:space="preserve">bỏ gói tin. Vì vậy Nmap thường phải chờ timeout hoặc thử lại, khiến quá trình quét chậm và khó phân biệt giữa cổng mở với cổng bị lọc, dẫn đến trạng thái </w:t>
+        <w:t xml:space="preserve">UDP không có quá trình bắt tay như TCP. Khi gửi gói UDP đến một cổng, máy đích có thể không phản hồi dù cổng đang mở. Firewall cũng có thể âm thầm loại bỏ gói tin. Vì vậy Nmap thường phải chờ timeout hoặc thử lại, khiến quá trình quét chậm và khó phân biệt giữa cổng mở với cổng bị lọc, dẫn đến trạng thái </w:t>
       </w:r>
       <w:r>
         <w:rPr>
@@ -612,6 +646,7 @@
           <w:b/>
           <w:bCs/>
         </w:rPr>
+        <w:lastRenderedPageBreak/>
         <w:t xml:space="preserve">Câu 6. </w:t>
       </w:r>
       <w:r>
@@ -854,29 +889,22 @@
           <w:b/>
           <w:bCs/>
         </w:rPr>
-        <w:t xml:space="preserve">, kết quả cho thấy bề mặt mạng có thể truy cập đã thay đổi. Cần sử dụng cùng một câu lệnh Nmap trước và sau để </w:t>
-      </w:r>
+        <w:t>, kết quả cho thấy bề mặt mạng có thể truy cập đã thay đổi. Cần sử dụng cùng một câu lệnh Nmap trước và sau để kết quả có thể so sánh trực tiếp. Đây cũng là cách kiểm chứng mà bài LAB yêu cầu. LAB4_Nmap_HuongDan_2026</w:t>
+      </w:r>
+    </w:p>
+    <w:p>
+      <w:pPr>
+        <w:rPr>
+          <w:b/>
+          <w:bCs/>
+        </w:rPr>
+      </w:pPr>
       <w:r>
         <w:rPr>
           <w:b/>
           <w:bCs/>
         </w:rPr>
         <w:lastRenderedPageBreak/>
-        <w:t>kết quả có thể so sánh trực tiếp. Đây cũng là cách kiểm chứng mà bài LAB yêu cầu. LAB4_Nmap_HuongDan_2026</w:t>
-      </w:r>
-    </w:p>
-    <w:p>
-      <w:pPr>
-        <w:rPr>
-          <w:b/>
-          <w:bCs/>
-        </w:rPr>
-      </w:pPr>
-      <w:r>
-        <w:rPr>
-          <w:b/>
-          <w:bCs/>
-        </w:rPr>
         <w:t>Câu 10. Nêu ba cấu hình phòng thủ giúp giảm bề mặt tấn công mà không dựa vào “ẩn mình” trước Nmap.</w:t>
       </w:r>
     </w:p>
